--- a/CPRG-305-B/group-assignment-1/DealerOps_Testing_Strategy_Report_submission.docx
+++ b/CPRG-305-B/group-assignment-1/DealerOps_Testing_Strategy_Report_submission.docx
@@ -6051,6 +6051,11 @@
     <ns0:p ns2:paraId="65F78BC1">
       <ns0:r>
         <ns0:t>Usage also shapes the test data. Two dealerships with separate staff accounts are required for every isolation check. At least four vehicle conditions and both in-stock and sold states are required for the DMS and advertisement fixtures. Client review asks at least one client representative to complete three predefined tasks: add and sell a vehicle, create and link a customer, and check and export a compliant advertisement. Each task must be completed without a critical error, with the expected status, and with matching audit evidence. If the client later reports that advertising consumes more time than assumed, the 20% advertising allocation is raised in the next iteration and the risk register is rescored.</ns0:t>
+      </ns0:r>
+    </ns0:p>
+    <ns0:p>
+      <ns0:r>
+        <ns0:t xml:space="preserve">Defect arrival analysis. The repository does not contain a historical production defect dataset, so the team will not invent one. For every integration build, the defect log will record the service or web area, discovery phase, severity, test type, affected route or state transition, opened date, and closed date. At the end of each iteration, we will calculate new defects per iteration, closed defects per iteration, the percentage of defects found before integration, the percentage found during client review, and the number of escaped critical or high defects. We will compare the arrival and closure counts by iteration and review the distribution by gateway, dealer-core, ai-service, and web. A release is held if any critical defect is open, if a critical or high defect escapes to client review, or if new defects exceed closed defects for two consecutive iterations without an accepted explanation. The resulting trend is evidence for whether the current testing mix is reducing risk; it is not presented as a measured baseline until the team has logged enough real defects.</ns0:t>
       </ns0:r>
     </ns0:p>
     <ns0:p ns2:paraId="64B94ADF">
